--- a/Bao_Cao_ASM.docx
+++ b/Bao_Cao_ASM.docx
@@ -287,23 +287,23 @@
         <w:jc w:val="center"/>
         <w:rPr>
           <w:rFonts w:asciiTheme="majorHAnsi" w:eastAsia="Times New Roman" w:hAnsiTheme="majorHAnsi" w:cstheme="majorHAnsi"/>
-          <w:sz w:val="32"/>
-          <w:szCs w:val="32"/>
+          <w:sz w:val="26"/>
+          <w:szCs w:val="26"/>
         </w:rPr>
       </w:pPr>
       <w:r>
         <w:rPr>
           <w:rFonts w:asciiTheme="majorHAnsi" w:eastAsia="Times New Roman" w:hAnsiTheme="majorHAnsi" w:cstheme="majorHAnsi"/>
-          <w:sz w:val="32"/>
-          <w:szCs w:val="32"/>
+          <w:sz w:val="26"/>
+          <w:szCs w:val="26"/>
         </w:rPr>
         <w:t xml:space="preserve">Giảng viên hướng dẫn: </w:t>
       </w:r>
       <w:r>
         <w:rPr>
           <w:rFonts w:asciiTheme="majorHAnsi" w:eastAsia="Times New Roman" w:hAnsiTheme="majorHAnsi" w:cstheme="majorHAnsi"/>
-          <w:sz w:val="32"/>
-          <w:szCs w:val="32"/>
+          <w:sz w:val="26"/>
+          <w:szCs w:val="26"/>
         </w:rPr>
         <w:t>Nguyễn Ngọc Trần Bách</w:t>
       </w:r>
@@ -313,83 +313,73 @@
         <w:jc w:val="center"/>
         <w:rPr>
           <w:rFonts w:asciiTheme="majorHAnsi" w:eastAsia="Times New Roman" w:hAnsiTheme="majorHAnsi" w:cstheme="majorHAnsi"/>
-          <w:sz w:val="32"/>
-          <w:szCs w:val="32"/>
-          <w:lang w:val="en-US"/>
+          <w:sz w:val="26"/>
+          <w:szCs w:val="26"/>
         </w:rPr>
       </w:pPr>
       <w:r>
         <w:rPr>
           <w:rFonts w:asciiTheme="majorHAnsi" w:eastAsia="Times New Roman" w:hAnsiTheme="majorHAnsi" w:cstheme="majorHAnsi"/>
-          <w:sz w:val="32"/>
-          <w:szCs w:val="32"/>
+          <w:sz w:val="26"/>
+          <w:szCs w:val="26"/>
         </w:rPr>
         <w:t>Lớp: SD20</w:t>
       </w:r>
       <w:r>
         <w:rPr>
           <w:rFonts w:asciiTheme="majorHAnsi" w:eastAsia="Times New Roman" w:hAnsiTheme="majorHAnsi" w:cstheme="majorHAnsi"/>
-          <w:sz w:val="32"/>
-          <w:szCs w:val="32"/>
+          <w:sz w:val="26"/>
+          <w:szCs w:val="26"/>
         </w:rPr>
         <w:t>3</w:t>
       </w:r>
       <w:r>
         <w:rPr>
           <w:rFonts w:asciiTheme="majorHAnsi" w:eastAsia="Times New Roman" w:hAnsiTheme="majorHAnsi" w:cstheme="majorHAnsi"/>
-          <w:sz w:val="32"/>
-          <w:szCs w:val="32"/>
-        </w:rPr>
-        <w:t>.0</w:t>
-      </w:r>
-      <w:r>
+          <w:sz w:val="26"/>
+          <w:szCs w:val="26"/>
+        </w:rPr>
+        <w:t>.01</w:t>
+      </w:r>
+    </w:p>
+    <w:p>
+      <w:pPr>
+        <w:jc w:val="center"/>
         <w:rPr>
           <w:rFonts w:asciiTheme="majorHAnsi" w:eastAsia="Times New Roman" w:hAnsiTheme="majorHAnsi" w:cstheme="majorHAnsi"/>
-          <w:sz w:val="32"/>
-          <w:szCs w:val="32"/>
-          <w:lang w:val="en-US"/>
-        </w:rPr>
-        <w:t>1</w:t>
-      </w:r>
-    </w:p>
-    <w:p>
-      <w:pPr>
-        <w:jc w:val="center"/>
+          <w:sz w:val="26"/>
+          <w:szCs w:val="26"/>
+        </w:rPr>
+      </w:pPr>
+      <w:r>
         <w:rPr>
           <w:rFonts w:asciiTheme="majorHAnsi" w:eastAsia="Times New Roman" w:hAnsiTheme="majorHAnsi" w:cstheme="majorHAnsi"/>
-          <w:sz w:val="32"/>
-          <w:szCs w:val="32"/>
-        </w:rPr>
-      </w:pPr>
+          <w:sz w:val="26"/>
+          <w:szCs w:val="26"/>
+        </w:rPr>
+        <w:t xml:space="preserve">Nhóm: </w:t>
+      </w:r>
       <w:r>
         <w:rPr>
           <w:rFonts w:asciiTheme="majorHAnsi" w:eastAsia="Times New Roman" w:hAnsiTheme="majorHAnsi" w:cstheme="majorHAnsi"/>
-          <w:sz w:val="32"/>
-          <w:szCs w:val="32"/>
-        </w:rPr>
-        <w:t xml:space="preserve">Nhóm: </w:t>
+          <w:sz w:val="26"/>
+          <w:szCs w:val="26"/>
+        </w:rPr>
+        <w:t xml:space="preserve">1 mình </w:t>
       </w:r>
       <w:r>
         <w:rPr>
           <w:rFonts w:asciiTheme="majorHAnsi" w:eastAsia="Times New Roman" w:hAnsiTheme="majorHAnsi" w:cstheme="majorHAnsi"/>
-          <w:sz w:val="32"/>
-          <w:szCs w:val="32"/>
-        </w:rPr>
-        <w:t xml:space="preserve">1 mình </w:t>
+          <w:sz w:val="26"/>
+          <w:szCs w:val="26"/>
+        </w:rPr>
+        <w:t>sô nô</w:t>
       </w:r>
       <w:r>
         <w:rPr>
           <w:rFonts w:asciiTheme="majorHAnsi" w:eastAsia="Times New Roman" w:hAnsiTheme="majorHAnsi" w:cstheme="majorHAnsi"/>
-          <w:sz w:val="32"/>
-          <w:szCs w:val="32"/>
-        </w:rPr>
-        <w:t>sô nô</w:t>
-      </w:r>
-      <w:r>
-        <w:rPr>
-          <w:rFonts w:asciiTheme="majorHAnsi" w:eastAsia="Times New Roman" w:hAnsiTheme="majorHAnsi" w:cstheme="majorHAnsi"/>
-          <w:sz w:val="32"/>
-          <w:szCs w:val="32"/>
+          <w:sz w:val="26"/>
+          <w:szCs w:val="26"/>
         </w:rPr>
         <w:t xml:space="preserve"> ;vv</w:t>
       </w:r>
@@ -1259,140 +1249,104 @@
           <w:sz w:val="26"/>
           <w:szCs w:val="26"/>
         </w:rPr>
-        <w:t>Ý kiến nhận xét, đánh giá của c</w:t>
-      </w:r>
-      <w:r>
-        <w:rPr>
-          <w:rFonts w:asciiTheme="majorHAnsi" w:eastAsia="Times New Roman" w:hAnsiTheme="majorHAnsi" w:cstheme="majorHAnsi"/>
-          <w:b/>
-          <w:bCs/>
-          <w:color w:val="000000"/>
-          <w:sz w:val="26"/>
-          <w:szCs w:val="26"/>
-        </w:rPr>
-        <w:t>á</w:t>
-      </w:r>
-      <w:r>
-        <w:rPr>
-          <w:rFonts w:asciiTheme="majorHAnsi" w:eastAsia="Times New Roman" w:hAnsiTheme="majorHAnsi" w:cstheme="majorHAnsi"/>
-          <w:b/>
-          <w:bCs/>
-          <w:color w:val="000000"/>
-          <w:sz w:val="26"/>
-          <w:szCs w:val="26"/>
-        </w:rPr>
-        <w:t>n bộ hướng dẫn:</w:t>
-      </w:r>
-    </w:p>
-    <w:p>
-      <w:pPr>
-        <w:rPr>
-          <w:rFonts w:asciiTheme="majorHAnsi" w:hAnsiTheme="majorHAnsi" w:cstheme="majorHAnsi"/>
-          <w:lang w:val="en-US"/>
-        </w:rPr>
-      </w:pPr>
-    </w:p>
-    <w:p>
-      <w:pPr>
-        <w:rPr>
-          <w:rFonts w:asciiTheme="majorHAnsi" w:hAnsiTheme="majorHAnsi" w:cstheme="majorHAnsi"/>
-          <w:lang w:val="en-US"/>
-        </w:rPr>
-      </w:pPr>
-    </w:p>
-    <w:p>
-      <w:pPr>
-        <w:rPr>
-          <w:rFonts w:asciiTheme="majorHAnsi" w:hAnsiTheme="majorHAnsi" w:cstheme="majorHAnsi"/>
-          <w:lang w:val="en-US"/>
-        </w:rPr>
-      </w:pPr>
-    </w:p>
-    <w:p>
-      <w:pPr>
-        <w:rPr>
-          <w:rFonts w:asciiTheme="majorHAnsi" w:hAnsiTheme="majorHAnsi" w:cstheme="majorHAnsi"/>
-          <w:lang w:val="en-US"/>
-        </w:rPr>
-      </w:pPr>
-    </w:p>
-    <w:p>
-      <w:pPr>
-        <w:rPr>
-          <w:rFonts w:asciiTheme="majorHAnsi" w:hAnsiTheme="majorHAnsi" w:cstheme="majorHAnsi"/>
-          <w:lang w:val="en-US"/>
-        </w:rPr>
-      </w:pPr>
-    </w:p>
-    <w:p>
-      <w:pPr>
-        <w:rPr>
-          <w:rFonts w:asciiTheme="majorHAnsi" w:hAnsiTheme="majorHAnsi" w:cstheme="majorHAnsi"/>
-          <w:lang w:val="en-US"/>
-        </w:rPr>
-      </w:pPr>
-    </w:p>
-    <w:p>
-      <w:pPr>
-        <w:rPr>
-          <w:rFonts w:asciiTheme="majorHAnsi" w:hAnsiTheme="majorHAnsi" w:cstheme="majorHAnsi"/>
-          <w:lang w:val="en-US"/>
-        </w:rPr>
-      </w:pPr>
-    </w:p>
-    <w:p>
-      <w:pPr>
-        <w:rPr>
-          <w:rFonts w:asciiTheme="majorHAnsi" w:hAnsiTheme="majorHAnsi" w:cstheme="majorHAnsi"/>
-          <w:lang w:val="en-US"/>
-        </w:rPr>
-      </w:pPr>
-    </w:p>
-    <w:p>
-      <w:pPr>
-        <w:rPr>
-          <w:rFonts w:asciiTheme="majorHAnsi" w:hAnsiTheme="majorHAnsi" w:cstheme="majorHAnsi"/>
-          <w:lang w:val="en-US"/>
-        </w:rPr>
-      </w:pPr>
-    </w:p>
-    <w:p>
-      <w:pPr>
-        <w:rPr>
-          <w:rFonts w:asciiTheme="majorHAnsi" w:hAnsiTheme="majorHAnsi" w:cstheme="majorHAnsi"/>
-          <w:lang w:val="en-US"/>
-        </w:rPr>
-      </w:pPr>
-    </w:p>
-    <w:p>
-      <w:pPr>
-        <w:rPr>
-          <w:rFonts w:asciiTheme="majorHAnsi" w:hAnsiTheme="majorHAnsi" w:cstheme="majorHAnsi"/>
-          <w:lang w:val="en-US"/>
-        </w:rPr>
-      </w:pPr>
-    </w:p>
-    <w:p>
-      <w:pPr>
-        <w:rPr>
-          <w:rFonts w:asciiTheme="majorHAnsi" w:hAnsiTheme="majorHAnsi" w:cstheme="majorHAnsi"/>
-          <w:lang w:val="en-US"/>
-        </w:rPr>
-      </w:pPr>
-    </w:p>
-    <w:p>
-      <w:pPr>
-        <w:rPr>
-          <w:rFonts w:asciiTheme="majorHAnsi" w:hAnsiTheme="majorHAnsi" w:cstheme="majorHAnsi"/>
-          <w:lang w:val="en-US"/>
-        </w:rPr>
-      </w:pPr>
-    </w:p>
-    <w:p>
-      <w:pPr>
-        <w:rPr>
-          <w:rFonts w:asciiTheme="majorHAnsi" w:hAnsiTheme="majorHAnsi" w:cstheme="majorHAnsi"/>
-          <w:lang w:val="en-US"/>
+        <w:t>Ý kiến nhận xét, đánh giá của cán bộ hướng dẫn:</w:t>
+      </w:r>
+    </w:p>
+    <w:p>
+      <w:pPr>
+        <w:rPr>
+          <w:rFonts w:asciiTheme="majorHAnsi" w:hAnsiTheme="majorHAnsi" w:cstheme="majorHAnsi"/>
+        </w:rPr>
+      </w:pPr>
+    </w:p>
+    <w:p>
+      <w:pPr>
+        <w:rPr>
+          <w:rFonts w:asciiTheme="majorHAnsi" w:hAnsiTheme="majorHAnsi" w:cstheme="majorHAnsi"/>
+        </w:rPr>
+      </w:pPr>
+    </w:p>
+    <w:p>
+      <w:pPr>
+        <w:rPr>
+          <w:rFonts w:asciiTheme="majorHAnsi" w:hAnsiTheme="majorHAnsi" w:cstheme="majorHAnsi"/>
+        </w:rPr>
+      </w:pPr>
+    </w:p>
+    <w:p>
+      <w:pPr>
+        <w:rPr>
+          <w:rFonts w:asciiTheme="majorHAnsi" w:hAnsiTheme="majorHAnsi" w:cstheme="majorHAnsi"/>
+        </w:rPr>
+      </w:pPr>
+    </w:p>
+    <w:p>
+      <w:pPr>
+        <w:rPr>
+          <w:rFonts w:asciiTheme="majorHAnsi" w:hAnsiTheme="majorHAnsi" w:cstheme="majorHAnsi"/>
+        </w:rPr>
+      </w:pPr>
+    </w:p>
+    <w:p>
+      <w:pPr>
+        <w:rPr>
+          <w:rFonts w:asciiTheme="majorHAnsi" w:hAnsiTheme="majorHAnsi" w:cstheme="majorHAnsi"/>
+        </w:rPr>
+      </w:pPr>
+    </w:p>
+    <w:p>
+      <w:pPr>
+        <w:rPr>
+          <w:rFonts w:asciiTheme="majorHAnsi" w:hAnsiTheme="majorHAnsi" w:cstheme="majorHAnsi"/>
+        </w:rPr>
+      </w:pPr>
+    </w:p>
+    <w:p>
+      <w:pPr>
+        <w:rPr>
+          <w:rFonts w:asciiTheme="majorHAnsi" w:hAnsiTheme="majorHAnsi" w:cstheme="majorHAnsi"/>
+        </w:rPr>
+      </w:pPr>
+    </w:p>
+    <w:p>
+      <w:pPr>
+        <w:rPr>
+          <w:rFonts w:asciiTheme="majorHAnsi" w:hAnsiTheme="majorHAnsi" w:cstheme="majorHAnsi"/>
+        </w:rPr>
+      </w:pPr>
+    </w:p>
+    <w:p>
+      <w:pPr>
+        <w:rPr>
+          <w:rFonts w:asciiTheme="majorHAnsi" w:hAnsiTheme="majorHAnsi" w:cstheme="majorHAnsi"/>
+        </w:rPr>
+      </w:pPr>
+    </w:p>
+    <w:p>
+      <w:pPr>
+        <w:rPr>
+          <w:rFonts w:asciiTheme="majorHAnsi" w:hAnsiTheme="majorHAnsi" w:cstheme="majorHAnsi"/>
+        </w:rPr>
+      </w:pPr>
+    </w:p>
+    <w:p>
+      <w:pPr>
+        <w:rPr>
+          <w:rFonts w:asciiTheme="majorHAnsi" w:hAnsiTheme="majorHAnsi" w:cstheme="majorHAnsi"/>
+        </w:rPr>
+      </w:pPr>
+    </w:p>
+    <w:p>
+      <w:pPr>
+        <w:rPr>
+          <w:rFonts w:asciiTheme="majorHAnsi" w:hAnsiTheme="majorHAnsi" w:cstheme="majorHAnsi"/>
+        </w:rPr>
+      </w:pPr>
+    </w:p>
+    <w:p>
+      <w:pPr>
+        <w:rPr>
+          <w:rFonts w:asciiTheme="majorHAnsi" w:hAnsiTheme="majorHAnsi" w:cstheme="majorHAnsi"/>
         </w:rPr>
       </w:pPr>
     </w:p>
@@ -1466,7 +1420,6 @@
       <w:pPr>
         <w:rPr>
           <w:rFonts w:asciiTheme="majorHAnsi" w:hAnsiTheme="majorHAnsi" w:cstheme="majorHAnsi"/>
-          <w:lang w:val="en-US"/>
         </w:rPr>
       </w:pPr>
     </w:p>
@@ -1683,7 +1636,6 @@
           <w:rFonts w:asciiTheme="majorHAnsi" w:hAnsiTheme="majorHAnsi" w:cstheme="majorHAnsi"/>
           <w:sz w:val="26"/>
           <w:szCs w:val="26"/>
-          <w:lang w:val="en-US"/>
         </w:rPr>
       </w:pPr>
       <w:r>
@@ -1725,7 +1677,6 @@
           <w:rFonts w:asciiTheme="majorHAnsi" w:hAnsiTheme="majorHAnsi" w:cstheme="majorHAnsi"/>
           <w:sz w:val="28"/>
           <w:szCs w:val="28"/>
-          <w:lang w:val="en-US"/>
         </w:rPr>
       </w:pPr>
     </w:p>
@@ -3187,71 +3138,7 @@
           <w:sz w:val="26"/>
           <w:szCs w:val="26"/>
         </w:rPr>
-        <w:t>:</w:t>
-      </w:r>
-      <w:r>
-        <w:rPr>
-          <w:rFonts w:asciiTheme="majorHAnsi" w:hAnsiTheme="majorHAnsi" w:cstheme="majorHAnsi"/>
-          <w:sz w:val="26"/>
-          <w:szCs w:val="26"/>
-        </w:rPr>
-        <w:t xml:space="preserve"> </w:t>
-      </w:r>
-      <w:r>
-        <w:rPr>
-          <w:rFonts w:asciiTheme="majorHAnsi" w:hAnsiTheme="majorHAnsi" w:cstheme="majorHAnsi"/>
-          <w:sz w:val="26"/>
-          <w:szCs w:val="26"/>
-        </w:rPr>
-        <w:t>Thực hiện các chức năng như đọc giả</w:t>
-      </w:r>
-      <w:r>
-        <w:rPr>
-          <w:rFonts w:asciiTheme="majorHAnsi" w:hAnsiTheme="majorHAnsi" w:cstheme="majorHAnsi"/>
-          <w:sz w:val="26"/>
-          <w:szCs w:val="26"/>
-        </w:rPr>
-        <w:t xml:space="preserve">. Có thể thực hiện các chức năng cao hơn như: </w:t>
-      </w:r>
-      <w:r>
-        <w:rPr>
-          <w:rFonts w:asciiTheme="majorHAnsi" w:hAnsiTheme="majorHAnsi" w:cstheme="majorHAnsi"/>
-          <w:sz w:val="26"/>
-          <w:szCs w:val="26"/>
-        </w:rPr>
-        <w:t>Quản lý người dùng (gồm quản trị và phóng viên)</w:t>
-      </w:r>
-      <w:r>
-        <w:rPr>
-          <w:rFonts w:asciiTheme="majorHAnsi" w:hAnsiTheme="majorHAnsi" w:cstheme="majorHAnsi"/>
-          <w:sz w:val="26"/>
-          <w:szCs w:val="26"/>
-        </w:rPr>
-        <w:t>, q</w:t>
-      </w:r>
-      <w:r>
-        <w:rPr>
-          <w:rFonts w:asciiTheme="majorHAnsi" w:hAnsiTheme="majorHAnsi" w:cstheme="majorHAnsi"/>
-          <w:sz w:val="26"/>
-          <w:szCs w:val="26"/>
-        </w:rPr>
-        <w:t>uản lý loại tin (thêm, sửa, xóa)</w:t>
-      </w:r>
-      <w:r>
-        <w:rPr>
-          <w:rFonts w:asciiTheme="majorHAnsi" w:hAnsiTheme="majorHAnsi" w:cstheme="majorHAnsi"/>
-          <w:sz w:val="26"/>
-          <w:szCs w:val="26"/>
-        </w:rPr>
-        <w:t>, q</w:t>
-      </w:r>
-      <w:r>
-        <w:rPr>
-          <w:rFonts w:asciiTheme="majorHAnsi" w:hAnsiTheme="majorHAnsi" w:cstheme="majorHAnsi"/>
-          <w:sz w:val="26"/>
-          <w:szCs w:val="26"/>
-        </w:rPr>
-        <w:t>uản lý tin của tất cả các phóng viên</w:t>
+        <w:t>: Thực hiện các chức năng như đọc giả. Có thể thực hiện các chức năng cao hơn như: Quản lý người dùng (gồm quản trị và phóng viên), quản lý loại tin (thêm, sửa, xóa), quản lý tin của tất cả các phóng viên</w:t>
       </w:r>
       <w:r>
         <w:rPr>
@@ -3268,7 +3155,6 @@
           <w:rFonts w:asciiTheme="majorHAnsi" w:hAnsiTheme="majorHAnsi" w:cstheme="majorHAnsi"/>
           <w:sz w:val="26"/>
           <w:szCs w:val="26"/>
-          <w:lang w:val="en-US"/>
         </w:rPr>
       </w:pPr>
     </w:p>
@@ -3295,9 +3181,547 @@
         <w:t>Use case</w:t>
       </w:r>
     </w:p>
+    <w:p>
+      <w:pPr>
+        <w:rPr>
+          <w:lang w:val="en-US"/>
+        </w:rPr>
+      </w:pPr>
+    </w:p>
+    <w:p>
+      <w:pPr>
+        <w:jc w:val="center"/>
+        <w:rPr>
+          <w:lang w:val="en-US"/>
+        </w:rPr>
+      </w:pPr>
+      <w:r>
+        <w:rPr>
+          <w:noProof/>
+          <w:lang w:val="en-US"/>
+        </w:rPr>
+        <w:drawing>
+          <wp:inline distT="0" distB="0" distL="0" distR="0" wp14:anchorId="0B2DBBF8" wp14:editId="6D1228E6">
+            <wp:extent cx="3867150" cy="2009775"/>
+            <wp:effectExtent l="0" t="0" r="0" b="9525"/>
+            <wp:docPr id="698867325" name="Picture 2"/>
+            <wp:cNvGraphicFramePr>
+              <a:graphicFrameLocks xmlns:a="http://schemas.openxmlformats.org/drawingml/2006/main" noChangeAspect="1"/>
+            </wp:cNvGraphicFramePr>
+            <a:graphic xmlns:a="http://schemas.openxmlformats.org/drawingml/2006/main">
+              <a:graphicData uri="http://schemas.openxmlformats.org/drawingml/2006/picture">
+                <pic:pic xmlns:pic="http://schemas.openxmlformats.org/drawingml/2006/picture">
+                  <pic:nvPicPr>
+                    <pic:cNvPr id="698867325" name="Picture 698867325"/>
+                    <pic:cNvPicPr/>
+                  </pic:nvPicPr>
+                  <pic:blipFill>
+                    <a:blip r:embed="rId11">
+                      <a:extLst>
+                        <a:ext uri="{28A0092B-C50C-407E-A947-70E740481C1C}">
+                          <a14:useLocalDpi xmlns:a14="http://schemas.microsoft.com/office/drawing/2010/main" val="0"/>
+                        </a:ext>
+                      </a:extLst>
+                    </a:blip>
+                    <a:stretch>
+                      <a:fillRect/>
+                    </a:stretch>
+                  </pic:blipFill>
+                  <pic:spPr>
+                    <a:xfrm>
+                      <a:off x="0" y="0"/>
+                      <a:ext cx="3867150" cy="2009775"/>
+                    </a:xfrm>
+                    <a:prstGeom prst="rect">
+                      <a:avLst/>
+                    </a:prstGeom>
+                  </pic:spPr>
+                </pic:pic>
+              </a:graphicData>
+            </a:graphic>
+          </wp:inline>
+        </w:drawing>
+      </w:r>
+    </w:p>
+    <w:p>
+      <w:pPr>
+        <w:jc w:val="center"/>
+        <w:rPr>
+          <w:rFonts w:asciiTheme="majorHAnsi" w:hAnsiTheme="majorHAnsi" w:cstheme="majorHAnsi"/>
+          <w:sz w:val="26"/>
+          <w:szCs w:val="26"/>
+          <w:lang w:val="en-US"/>
+        </w:rPr>
+      </w:pPr>
+      <w:r>
+        <w:rPr>
+          <w:rFonts w:asciiTheme="majorHAnsi" w:hAnsiTheme="majorHAnsi" w:cstheme="majorHAnsi"/>
+          <w:sz w:val="26"/>
+          <w:szCs w:val="26"/>
+          <w:lang w:val="en-US"/>
+        </w:rPr>
+        <w:t>Hình 1: Use case đọc giả</w:t>
+      </w:r>
+    </w:p>
+    <w:p>
+      <w:pPr>
+        <w:jc w:val="center"/>
+        <w:rPr>
+          <w:rFonts w:asciiTheme="majorHAnsi" w:hAnsiTheme="majorHAnsi" w:cstheme="majorHAnsi"/>
+          <w:sz w:val="26"/>
+          <w:szCs w:val="26"/>
+          <w:lang w:val="en-US"/>
+        </w:rPr>
+      </w:pPr>
+    </w:p>
+    <w:p>
+      <w:pPr>
+        <w:jc w:val="center"/>
+        <w:rPr>
+          <w:rFonts w:asciiTheme="majorHAnsi" w:hAnsiTheme="majorHAnsi" w:cstheme="majorHAnsi"/>
+          <w:sz w:val="26"/>
+          <w:szCs w:val="26"/>
+          <w:lang w:val="en-US"/>
+        </w:rPr>
+      </w:pPr>
+    </w:p>
+    <w:p>
+      <w:pPr>
+        <w:jc w:val="center"/>
+        <w:rPr>
+          <w:rFonts w:asciiTheme="majorHAnsi" w:hAnsiTheme="majorHAnsi" w:cstheme="majorHAnsi"/>
+          <w:sz w:val="26"/>
+          <w:szCs w:val="26"/>
+          <w:lang w:val="en-US"/>
+        </w:rPr>
+      </w:pPr>
+      <w:r>
+        <w:rPr>
+          <w:rFonts w:asciiTheme="majorHAnsi" w:hAnsiTheme="majorHAnsi" w:cstheme="majorHAnsi"/>
+          <w:noProof/>
+          <w:sz w:val="26"/>
+          <w:szCs w:val="26"/>
+          <w:lang w:val="en-US"/>
+        </w:rPr>
+        <w:drawing>
+          <wp:inline distT="0" distB="0" distL="0" distR="0" wp14:anchorId="3EDD1338" wp14:editId="6DE4379D">
+            <wp:extent cx="4724400" cy="3343275"/>
+            <wp:effectExtent l="0" t="0" r="0" b="9525"/>
+            <wp:docPr id="504315128" name="Picture 3"/>
+            <wp:cNvGraphicFramePr>
+              <a:graphicFrameLocks xmlns:a="http://schemas.openxmlformats.org/drawingml/2006/main" noChangeAspect="1"/>
+            </wp:cNvGraphicFramePr>
+            <a:graphic xmlns:a="http://schemas.openxmlformats.org/drawingml/2006/main">
+              <a:graphicData uri="http://schemas.openxmlformats.org/drawingml/2006/picture">
+                <pic:pic xmlns:pic="http://schemas.openxmlformats.org/drawingml/2006/picture">
+                  <pic:nvPicPr>
+                    <pic:cNvPr id="504315128" name="Picture 504315128"/>
+                    <pic:cNvPicPr/>
+                  </pic:nvPicPr>
+                  <pic:blipFill>
+                    <a:blip r:embed="rId12">
+                      <a:extLst>
+                        <a:ext uri="{28A0092B-C50C-407E-A947-70E740481C1C}">
+                          <a14:useLocalDpi xmlns:a14="http://schemas.microsoft.com/office/drawing/2010/main" val="0"/>
+                        </a:ext>
+                      </a:extLst>
+                    </a:blip>
+                    <a:stretch>
+                      <a:fillRect/>
+                    </a:stretch>
+                  </pic:blipFill>
+                  <pic:spPr>
+                    <a:xfrm>
+                      <a:off x="0" y="0"/>
+                      <a:ext cx="4724400" cy="3343275"/>
+                    </a:xfrm>
+                    <a:prstGeom prst="rect">
+                      <a:avLst/>
+                    </a:prstGeom>
+                  </pic:spPr>
+                </pic:pic>
+              </a:graphicData>
+            </a:graphic>
+          </wp:inline>
+        </w:drawing>
+      </w:r>
+    </w:p>
+    <w:p>
+      <w:pPr>
+        <w:jc w:val="center"/>
+        <w:rPr>
+          <w:rFonts w:asciiTheme="majorHAnsi" w:hAnsiTheme="majorHAnsi" w:cstheme="majorHAnsi"/>
+          <w:sz w:val="26"/>
+          <w:szCs w:val="26"/>
+          <w:lang w:val="en-US"/>
+        </w:rPr>
+      </w:pPr>
+      <w:r>
+        <w:rPr>
+          <w:rFonts w:asciiTheme="majorHAnsi" w:hAnsiTheme="majorHAnsi" w:cstheme="majorHAnsi"/>
+          <w:sz w:val="26"/>
+          <w:szCs w:val="26"/>
+          <w:lang w:val="en-US"/>
+        </w:rPr>
+        <w:t xml:space="preserve">Hình </w:t>
+      </w:r>
+      <w:r>
+        <w:rPr>
+          <w:rFonts w:asciiTheme="majorHAnsi" w:hAnsiTheme="majorHAnsi" w:cstheme="majorHAnsi"/>
+          <w:sz w:val="26"/>
+          <w:szCs w:val="26"/>
+          <w:lang w:val="en-US"/>
+        </w:rPr>
+        <w:t>2</w:t>
+      </w:r>
+      <w:r>
+        <w:rPr>
+          <w:rFonts w:asciiTheme="majorHAnsi" w:hAnsiTheme="majorHAnsi" w:cstheme="majorHAnsi"/>
+          <w:sz w:val="26"/>
+          <w:szCs w:val="26"/>
+          <w:lang w:val="en-US"/>
+        </w:rPr>
+        <w:t xml:space="preserve">: Use case </w:t>
+      </w:r>
+      <w:r>
+        <w:rPr>
+          <w:rFonts w:asciiTheme="majorHAnsi" w:hAnsiTheme="majorHAnsi" w:cstheme="majorHAnsi"/>
+          <w:sz w:val="26"/>
+          <w:szCs w:val="26"/>
+          <w:lang w:val="en-US"/>
+        </w:rPr>
+        <w:t>phóng viên</w:t>
+      </w:r>
+    </w:p>
+    <w:p>
+      <w:pPr>
+        <w:jc w:val="center"/>
+        <w:rPr>
+          <w:rFonts w:asciiTheme="majorHAnsi" w:hAnsiTheme="majorHAnsi" w:cstheme="majorHAnsi"/>
+          <w:sz w:val="26"/>
+          <w:szCs w:val="26"/>
+          <w:lang w:val="en-US"/>
+        </w:rPr>
+      </w:pPr>
+    </w:p>
+    <w:p>
+      <w:pPr>
+        <w:jc w:val="center"/>
+        <w:rPr>
+          <w:rFonts w:asciiTheme="majorHAnsi" w:hAnsiTheme="majorHAnsi" w:cstheme="majorHAnsi"/>
+          <w:sz w:val="26"/>
+          <w:szCs w:val="26"/>
+          <w:lang w:val="en-US"/>
+        </w:rPr>
+      </w:pPr>
+      <w:r>
+        <w:rPr>
+          <w:rFonts w:asciiTheme="majorHAnsi" w:hAnsiTheme="majorHAnsi" w:cstheme="majorHAnsi"/>
+          <w:noProof/>
+          <w:sz w:val="26"/>
+          <w:szCs w:val="26"/>
+          <w:lang w:val="en-US"/>
+        </w:rPr>
+        <w:drawing>
+          <wp:inline distT="0" distB="0" distL="0" distR="0" wp14:anchorId="6E0233DE" wp14:editId="3C3B5EF8">
+            <wp:extent cx="4543425" cy="4629150"/>
+            <wp:effectExtent l="0" t="0" r="9525" b="0"/>
+            <wp:docPr id="131496331" name="Picture 4"/>
+            <wp:cNvGraphicFramePr>
+              <a:graphicFrameLocks xmlns:a="http://schemas.openxmlformats.org/drawingml/2006/main" noChangeAspect="1"/>
+            </wp:cNvGraphicFramePr>
+            <a:graphic xmlns:a="http://schemas.openxmlformats.org/drawingml/2006/main">
+              <a:graphicData uri="http://schemas.openxmlformats.org/drawingml/2006/picture">
+                <pic:pic xmlns:pic="http://schemas.openxmlformats.org/drawingml/2006/picture">
+                  <pic:nvPicPr>
+                    <pic:cNvPr id="131496331" name="Picture 131496331"/>
+                    <pic:cNvPicPr/>
+                  </pic:nvPicPr>
+                  <pic:blipFill>
+                    <a:blip r:embed="rId13">
+                      <a:extLst>
+                        <a:ext uri="{28A0092B-C50C-407E-A947-70E740481C1C}">
+                          <a14:useLocalDpi xmlns:a14="http://schemas.microsoft.com/office/drawing/2010/main" val="0"/>
+                        </a:ext>
+                      </a:extLst>
+                    </a:blip>
+                    <a:stretch>
+                      <a:fillRect/>
+                    </a:stretch>
+                  </pic:blipFill>
+                  <pic:spPr>
+                    <a:xfrm>
+                      <a:off x="0" y="0"/>
+                      <a:ext cx="4543425" cy="4629150"/>
+                    </a:xfrm>
+                    <a:prstGeom prst="rect">
+                      <a:avLst/>
+                    </a:prstGeom>
+                  </pic:spPr>
+                </pic:pic>
+              </a:graphicData>
+            </a:graphic>
+          </wp:inline>
+        </w:drawing>
+      </w:r>
+    </w:p>
+    <w:p>
+      <w:pPr>
+        <w:jc w:val="center"/>
+        <w:rPr>
+          <w:rFonts w:asciiTheme="majorHAnsi" w:hAnsiTheme="majorHAnsi" w:cstheme="majorHAnsi"/>
+          <w:sz w:val="26"/>
+          <w:szCs w:val="26"/>
+          <w:lang w:val="en-US"/>
+        </w:rPr>
+      </w:pPr>
+      <w:r>
+        <w:rPr>
+          <w:rFonts w:asciiTheme="majorHAnsi" w:hAnsiTheme="majorHAnsi" w:cstheme="majorHAnsi"/>
+          <w:sz w:val="26"/>
+          <w:szCs w:val="26"/>
+          <w:lang w:val="en-US"/>
+        </w:rPr>
+        <w:t xml:space="preserve">Hình </w:t>
+      </w:r>
+      <w:r>
+        <w:rPr>
+          <w:rFonts w:asciiTheme="majorHAnsi" w:hAnsiTheme="majorHAnsi" w:cstheme="majorHAnsi"/>
+          <w:sz w:val="26"/>
+          <w:szCs w:val="26"/>
+          <w:lang w:val="en-US"/>
+        </w:rPr>
+        <w:t>3</w:t>
+      </w:r>
+      <w:r>
+        <w:rPr>
+          <w:rFonts w:asciiTheme="majorHAnsi" w:hAnsiTheme="majorHAnsi" w:cstheme="majorHAnsi"/>
+          <w:sz w:val="26"/>
+          <w:szCs w:val="26"/>
+          <w:lang w:val="en-US"/>
+        </w:rPr>
+        <w:t xml:space="preserve">: Use case </w:t>
+      </w:r>
+      <w:r>
+        <w:rPr>
+          <w:rFonts w:asciiTheme="majorHAnsi" w:hAnsiTheme="majorHAnsi" w:cstheme="majorHAnsi"/>
+          <w:sz w:val="26"/>
+          <w:szCs w:val="26"/>
+          <w:lang w:val="en-US"/>
+        </w:rPr>
+        <w:t>quản trị</w:t>
+      </w:r>
+    </w:p>
+    <w:p>
+      <w:pPr>
+        <w:rPr>
+          <w:rFonts w:asciiTheme="majorHAnsi" w:hAnsiTheme="majorHAnsi" w:cstheme="majorHAnsi"/>
+          <w:sz w:val="26"/>
+          <w:szCs w:val="26"/>
+          <w:lang w:val="en-US"/>
+        </w:rPr>
+      </w:pPr>
+    </w:p>
+    <w:p>
+      <w:pPr>
+        <w:pStyle w:val="Heading3"/>
+        <w:rPr>
+          <w:lang w:val="en-US"/>
+        </w:rPr>
+      </w:pPr>
+      <w:r>
+        <w:rPr>
+          <w:lang w:val="en-US"/>
+        </w:rPr>
+        <w:t>Mô hình Activity Diagram</w:t>
+      </w:r>
+    </w:p>
+    <w:p>
+      <w:pPr>
+        <w:rPr>
+          <w:lang w:val="en-US"/>
+        </w:rPr>
+      </w:pPr>
+    </w:p>
+    <w:p>
+      <w:pPr>
+        <w:rPr>
+          <w:lang w:val="en-US"/>
+        </w:rPr>
+      </w:pPr>
+    </w:p>
+    <w:p>
+      <w:pPr>
+        <w:pStyle w:val="Heading3"/>
+        <w:rPr>
+          <w:lang w:val="en-US"/>
+        </w:rPr>
+      </w:pPr>
+      <w:r>
+        <w:rPr>
+          <w:lang w:val="en-US"/>
+        </w:rPr>
+        <w:t>Sơ đồ ERD</w:t>
+      </w:r>
+    </w:p>
+    <w:p>
+      <w:pPr>
+        <w:rPr>
+          <w:lang w:val="en-US"/>
+        </w:rPr>
+      </w:pPr>
+    </w:p>
+    <w:p>
+      <w:pPr>
+        <w:pStyle w:val="Heading3"/>
+        <w:rPr>
+          <w:lang w:val="en-US"/>
+        </w:rPr>
+      </w:pPr>
+      <w:r>
+        <w:rPr>
+          <w:lang w:val="en-US"/>
+        </w:rPr>
+        <w:t>Thiết kế giao diện</w:t>
+      </w:r>
+    </w:p>
+    <w:p>
+      <w:pPr>
+        <w:rPr>
+          <w:lang w:val="en-US"/>
+        </w:rPr>
+      </w:pPr>
+    </w:p>
+    <w:p>
+      <w:pPr>
+        <w:pStyle w:val="Heading2"/>
+      </w:pPr>
+      <w:r>
+        <w:lastRenderedPageBreak/>
+        <w:t>KIỂM THỬ</w:t>
+      </w:r>
+    </w:p>
+    <w:p>
+      <w:pPr>
+        <w:rPr>
+          <w:lang w:val="en-US"/>
+        </w:rPr>
+      </w:pPr>
+    </w:p>
+    <w:p>
+      <w:pPr>
+        <w:pStyle w:val="Heading1"/>
+        <w:rPr>
+          <w:lang w:val="en-US"/>
+        </w:rPr>
+      </w:pPr>
+      <w:r>
+        <w:rPr>
+          <w:lang w:val="en-US"/>
+        </w:rPr>
+        <w:t>KẾT LUẬN</w:t>
+      </w:r>
+    </w:p>
+    <w:p>
+      <w:pPr>
+        <w:pStyle w:val="NormalWeb"/>
+        <w:rPr>
+          <w:sz w:val="26"/>
+          <w:szCs w:val="26"/>
+        </w:rPr>
+      </w:pPr>
+      <w:r>
+        <w:rPr>
+          <w:sz w:val="26"/>
+          <w:szCs w:val="26"/>
+        </w:rPr>
+        <w:t>Sau quá trình tìm hiểu, phân tích, thiết kế và triển khai, hệ thống Website tin tức đã được xây dựng với đầy đủ các chức năng cơ bản phục vụ cho hoạt động quản lý và cung cấp thông tin như: đăng nhập/đăng ký, quên mật khẩu, quản lý bài viết cho phóng viên, quản lý người dùng, quản lý tin tức toàn hệ thống và đăng xuất.</w:t>
+      </w:r>
+    </w:p>
+    <w:p>
+      <w:pPr>
+        <w:pStyle w:val="NormalWeb"/>
+        <w:rPr>
+          <w:sz w:val="26"/>
+          <w:szCs w:val="26"/>
+        </w:rPr>
+      </w:pPr>
+      <w:r>
+        <w:rPr>
+          <w:sz w:val="26"/>
+          <w:szCs w:val="26"/>
+        </w:rPr>
+        <w:t>Hệ thống giúp đơn giản hóa quy trình quản lý tin tức, giảm thiểu sai sót khi thao tác thủ công và nâng cao hiệu quả trong việc cung cấp thông tin đến đọc giả. Đặc biệt, chức năng tìm kiếm và phân loại tin tức theo chủ đề đã hỗ trợ người dùng thao tác nhanh chóng, thuận tiện.</w:t>
+      </w:r>
+    </w:p>
+    <w:p>
+      <w:pPr>
+        <w:pStyle w:val="NormalWeb"/>
+        <w:rPr>
+          <w:sz w:val="26"/>
+          <w:szCs w:val="26"/>
+        </w:rPr>
+      </w:pPr>
+      <w:r>
+        <w:rPr>
+          <w:sz w:val="26"/>
+          <w:szCs w:val="26"/>
+        </w:rPr>
+        <w:t>Thông qua quá trình kiểm thử với nhiều tình huống khác nhau, hệ thống cho thấy khả năng vận hành ổn định, xử lý dữ liệu chính xác và giao diện thân thiện với người dùng. Các lỗi phát hiện trong quá trình test đã được khắc phục kịp thời để đảm bảo chất lượng sản phẩm.</w:t>
+      </w:r>
+    </w:p>
+    <w:p>
+      <w:pPr>
+        <w:pStyle w:val="NormalWeb"/>
+        <w:rPr>
+          <w:sz w:val="26"/>
+          <w:szCs w:val="26"/>
+        </w:rPr>
+      </w:pPr>
+      <w:r>
+        <w:rPr>
+          <w:sz w:val="26"/>
+          <w:szCs w:val="26"/>
+        </w:rPr>
+        <w:t>Tuy vẫn còn một số hạn chế như chưa tích hợp bình luận trực tuyến hoặc chưa tối ưu cho thiết bị di động, nhưng hệ thống đã cơ bản đáp ứng được yêu cầu đặt ra ban đầu.</w:t>
+      </w:r>
+    </w:p>
+    <w:p>
+      <w:pPr>
+        <w:pStyle w:val="NormalWeb"/>
+        <w:rPr>
+          <w:sz w:val="26"/>
+          <w:szCs w:val="26"/>
+        </w:rPr>
+      </w:pPr>
+      <w:r>
+        <w:rPr>
+          <w:sz w:val="26"/>
+          <w:szCs w:val="26"/>
+        </w:rPr>
+        <w:t>Đây là một bước tiến quan trọng giúp em vận dụng kiến thức đã học vào thực tiễn và hiểu rõ hơn về quy trình phát triển phần mềm từ phân tích, thiết kế, lập trình đến kiểm thử và hoàn thiện hệ thống.</w:t>
+      </w:r>
+    </w:p>
+    <w:p>
+      <w:pPr>
+        <w:pStyle w:val="NormalWeb"/>
+        <w:rPr>
+          <w:sz w:val="26"/>
+          <w:szCs w:val="26"/>
+          <w:lang w:val="en-US"/>
+        </w:rPr>
+      </w:pPr>
+      <w:r>
+        <w:rPr>
+          <w:sz w:val="26"/>
+          <w:szCs w:val="26"/>
+        </w:rPr>
+        <w:t>Em xin chân thành cảm ơn thầy đã hướng dẫn tận tình trong suốt quá trình thực hiện đề tài này.</w:t>
+      </w:r>
+    </w:p>
     <w:sectPr>
-      <w:headerReference w:type="default" r:id="rId11"/>
-      <w:footerReference w:type="default" r:id="rId12"/>
+      <w:headerReference w:type="default" r:id="rId14"/>
+      <w:footerReference w:type="default" r:id="rId15"/>
       <w:pgSz w:w="12240" w:h="15840"/>
       <w:pgMar w:top="1440" w:right="1800" w:bottom="1440" w:left="1800" w:header="708" w:footer="708" w:gutter="0"/>
       <w:pgNumType w:start="0"/>
@@ -8188,6 +8612,7 @@
   <w:style w:type="paragraph" w:default="1" w:styleId="Normal">
     <w:name w:val="Normal"/>
     <w:qFormat/>
+    <w:rsid w:val="00FE3270"/>
   </w:style>
   <w:style w:type="paragraph" w:styleId="Heading1">
     <w:name w:val="heading 1"/>
@@ -8330,6 +8755,7 @@
   <w:style w:type="character" w:default="1" w:styleId="DefaultParagraphFont">
     <w:name w:val="Default Paragraph Font"/>
     <w:uiPriority w:val="1"/>
+    <w:semiHidden/>
     <w:unhideWhenUsed/>
   </w:style>
   <w:style w:type="table" w:default="1" w:styleId="TableNormal">
@@ -8526,6 +8952,21 @@
     <w:rPr>
       <w:color w:val="605E5C"/>
       <w:shd w:val="clear" w:color="auto" w:fill="E1DFDD"/>
+    </w:rPr>
+  </w:style>
+  <w:style w:type="paragraph" w:styleId="NormalWeb">
+    <w:name w:val="Normal (Web)"/>
+    <w:basedOn w:val="Normal"/>
+    <w:uiPriority w:val="99"/>
+    <w:unhideWhenUsed/>
+    <w:rsid w:val="00BB2545"/>
+    <w:pPr>
+      <w:spacing w:before="100" w:beforeAutospacing="1" w:after="100" w:afterAutospacing="1" w:line="240" w:lineRule="auto"/>
+    </w:pPr>
+    <w:rPr>
+      <w:rFonts w:ascii="Times New Roman" w:eastAsia="Times New Roman" w:hAnsi="Times New Roman" w:cs="Times New Roman"/>
+      <w:sz w:val="24"/>
+      <w:szCs w:val="24"/>
     </w:rPr>
   </w:style>
 </w:styles>
